--- a/ball.docx
+++ b/ball.docx
@@ -9,8 +9,65 @@
     </w:p>
     <w:p/>
     <w:p>
+      <w:pPr>
+        <w:rPr>
+          <w:lang w:val="fr-FR"/>
+        </w:rPr>
+      </w:pPr>
       <w:r>
         <w:t>La leucémie aiguë lymphoblastique de type B chez l’enfant (B-ALL) de type Philadelphia-like (Ph-like) est une forme à haut risque de B-ALL. Elle se caractérise par un profil d’expression génique similaire à celui de la leucémie B-ALL positive pour le chromosome de Philadelphie (Ph+). Les patients atteints de cette forme présentent un pronostic très défavorable, surtout en cas de rechute après thérapie CAR-T autologue (chimiothérapie à base de lymphocytes T modifiés) et greffe de cellules souches hématopoïétiques haplo-identiques (haplo-HSCT). Les options thérapeutiques disponibles après ces rechutes sont très limitées. La thérapie par lymphocytes T à récepteur chimérique (CAR-T) dérivée du donneur — une technologie anticancéreuse très avancée — pourrait représenter une stratégie de sauvetage prometteuse pour les patients atteints de B-ALL de type Ph-like. Dans cet article, les chercheurs présentent le cas d’une enfant atteinte de B-ALL Ph-like réfractaire et en rechute, après avoir reçu une thérapie autologue anti-CD19 CAR-T, suivie d’une greffe haplo-identique (haplo-HSCT). La patiente a atteint une quatrième rémission complète (CR4) et a maintenu cette rémission pendant cinq mois, après une perfusion séquentielle (successive) de lymphocytes T CAR dérivés du donneur anti-CD22 puis anti-CD19. Les effets secondaires observés ont été légers (syndrome de relargage des cytokines modéré) et aucune réaction de greffe contre l’hôte (GVHD) n’a été détectée. Ainsi, la thérapie CAR-T dérivée du donneur ciblant CD22 et CD19, administrée de façon séquentielle, pourrait représenter une alternative thérapeutique efficace et sûre pour les enfants atteints de B-ALL Ph-like récurrente et réfractaire, après un traitement par CAR-T anti-CD19 autologue suivi d’une haplo-greffe. Mots-clés : chromosome Philadelphie-like, leucémie aiguë lymphoblastique, récepteur antigénique chimérique, CD19, CD22.</w:t>
+      </w:r>
+      <w:r>
+        <w:rPr>
+          <w:lang w:val="fr-FR"/>
+        </w:rPr>
+        <w:t xml:space="preserve"> </w:t>
+      </w:r>
+    </w:p>
+    <w:p>
+      <w:pPr>
+        <w:rPr>
+          <w:lang w:val="fr-FR"/>
+        </w:rPr>
+      </w:pPr>
+      <w:r>
+        <w:rPr>
+          <w:lang w:val="fr-FR"/>
+        </w:rPr>
+        <w:t xml:space="preserve">## </w:t>
+      </w:r>
+      <w:r>
+        <w:rPr>
+          <w:rFonts w:ascii="Segoe UI Emoji" w:hAnsi="Segoe UI Emoji" w:cs="Segoe UI Emoji"/>
+          <w:lang w:val="fr-FR"/>
+        </w:rPr>
+        <w:t>📚</w:t>
+      </w:r>
+      <w:r>
+        <w:rPr>
+          <w:lang w:val="fr-FR"/>
+        </w:rPr>
+        <w:t xml:space="preserve"> Référence de l’article</w:t>
+      </w:r>
+    </w:p>
+    <w:p>
+      <w:pPr>
+        <w:rPr>
+          <w:lang w:val="fr-FR"/>
+        </w:rPr>
+      </w:pPr>
+    </w:p>
+    <w:p>
+      <w:pPr>
+        <w:rPr>
+          <w:lang w:val="fr-FR"/>
+        </w:rPr>
+      </w:pPr>
+      <w:r>
+        <w:rPr>
+          <w:lang w:val="fr-FR"/>
+        </w:rPr>
+        <w:t>Étude de cas clinique publiée concernant une patiente atteinte de B-ALL Ph-like traitée par CAR-T dérivés du donneur.</w:t>
       </w:r>
     </w:p>
     <w:sectPr>
